--- a/Cambios y prompts.docx
+++ b/Cambios y prompts.docx
@@ -4142,7 +4142,10 @@
         <w:pStyle w:val="Prrafodelista"/>
       </w:pPr>
       <w:r>
-        <w:t xml:space="preserve">OT con actividades de </w:t>
+        <w:t>Cuando se asigna  y la creación es uno por uno, cuando se tiene una cantidad de Activos</w:t>
+      </w:r>
+      <w:r>
+        <w:t xml:space="preserve"> con actividades de </w:t>
       </w:r>
       <w:r>
         <w:t>mismo tipo de equipo pero diferente equipo</w:t>
@@ -4155,6 +4158,9 @@
       <w:r>
         <w:t>Acomodar Menu</w:t>
       </w:r>
+      <w:r>
+        <w:t>.</w:t>
+      </w:r>
     </w:p>
     <w:p>
       <w:pPr>
@@ -4165,6 +4171,91 @@
       <w:pPr>
         <w:pStyle w:val="Prrafodelista"/>
       </w:pPr>
+      <w:r>
+        <w:t>Documentación de todos los puntos que toca la IA, explicación de lo que hace y que se obtiene.</w:t>
+      </w:r>
+    </w:p>
+    <w:p>
+      <w:pPr>
+        <w:pStyle w:val="Prrafodelista"/>
+      </w:pPr>
+    </w:p>
+    <w:p>
+      <w:pPr>
+        <w:pStyle w:val="Prrafodelista"/>
+      </w:pPr>
+    </w:p>
+    <w:p>
+      <w:pPr>
+        <w:pStyle w:val="Prrafodelista"/>
+      </w:pPr>
+      <w:r>
+        <w:lastRenderedPageBreak/>
+        <w:t>Con respecto a como se hacen los planes de mantenimiento y las Ordenes de Trabajo… 2 cosas… Analiza primero, propon que hacer.</w:t>
+      </w:r>
+    </w:p>
+    <w:p>
+      <w:pPr>
+        <w:pStyle w:val="Prrafodelista"/>
+      </w:pPr>
+    </w:p>
+    <w:p>
+      <w:pPr>
+        <w:pStyle w:val="Prrafodelista"/>
+        <w:numPr>
+          <w:ilvl w:val="1"/>
+          <w:numId w:val="13"/>
+        </w:numPr>
+      </w:pPr>
+      <w:r>
+        <w:t>Cuando se tiene 2 o más Activos que son iguales, por ejemplo, 10 compresores tipo A… Actualmente, se hace un plan de trabajo por cada una… Cuando los 10 compresores son iguales… Esto quiere decir, que si se definen los Planes de Trabajo “Por Tipo de Activo” en lugar de por Activo individual, le ahorramos mucho trabajo al usuario… Donde A los Planes de Mantenimiento definidos, se asocian a los equipos y así en lugar de tener un catálogo con 10 planes, se tiene 1 plan que se asigna a 10 equipos… Esto facilita el manejo.</w:t>
+      </w:r>
+    </w:p>
+    <w:p>
+      <w:pPr>
+        <w:pStyle w:val="Prrafodelista"/>
+        <w:numPr>
+          <w:ilvl w:val="1"/>
+          <w:numId w:val="13"/>
+        </w:numPr>
+      </w:pPr>
+      <w:r>
+        <w:t xml:space="preserve">Tener un </w:t>
+      </w:r>
+      <w:r>
+        <w:t>Generador de OT´s. Donde sea una especie de Wizard que ayude  paso a paso a la creación de Ots.</w:t>
+      </w:r>
+      <w:r>
+        <w:t xml:space="preserve"> Como lo ves?</w:t>
+      </w:r>
+    </w:p>
+    <w:p/>
+    <w:p/>
+    <w:p>
+      <w:r>
+        <w:t>Acabo de razonar algo, se que esto ha implicado cambios que estas haciendo, pero mas vale de una vez analizarlo….</w:t>
+      </w:r>
+    </w:p>
+    <w:p/>
+    <w:p>
+      <w:r>
+        <w:t xml:space="preserve">Caigo en la cuenta que por ejemplo, la planta puede tener 10 compresores tipo A y hay un plan determinado para los tipo A…. </w:t>
+      </w:r>
+      <w:r>
+        <w:t>7 compresores tipo B y hay un plan determinado para los tipo B… (Tipo A y Tipo B, con el simple hecho de tener una actividad o una frecuencia diferente, ya son planes diferentes….) y compresores tipo C hay 3, y tienen su plan especifico….</w:t>
+      </w:r>
+    </w:p>
+    <w:p/>
+    <w:p>
+      <w:r>
+        <w:t xml:space="preserve">A donde quiero llegar es que lo correcto sería (salvo tu mejor propuesta…) que por ejemplo, Existiera un Catálogo de Planes, donde el Plan Compresores tipo A, tiene su plan definido… Plan Compresores tipo B, lo correspondiente y así sucesivamente… y se requeriria una pantalla para asociar Activos a los Planes de Mantenimiento, asi seria lo mas correcto para estructurar todo…. </w:t>
+      </w:r>
+    </w:p>
+    <w:p/>
+    <w:p>
+      <w:r>
+        <w:t>Creo que asi debe ser, dime que opinas… Esto implica restructurar y actualizar lo que acabas de hacer… Por cierto, en los Calendarios, acomoda mejor el encabezado y las opciones de filtro para que el calendario lo pueda ver sin escrollear hacia abajo…</w:t>
+      </w:r>
     </w:p>
     <w:sectPr>
       <w:pgSz w:w="12240" w:h="15840"/>
@@ -5080,7 +5171,7 @@
   <w:abstractNum w:abstractNumId="7" w15:restartNumberingAfterBreak="0">
     <w:nsid w:val="2AA3598C"/>
     <w:multiLevelType w:val="multilevel"/>
-    <w:tmpl w:val="270C45C6"/>
+    <w:tmpl w:val="6FA6D23E"/>
     <w:lvl w:ilvl="0">
       <w:start w:val="16"/>
       <w:numFmt w:val="decimal"/>
@@ -5093,17 +5184,17 @@
         <w:ind w:left="720" w:hanging="360"/>
       </w:pPr>
     </w:lvl>
-    <w:lvl w:ilvl="1" w:tentative="1">
+    <w:lvl w:ilvl="1">
       <w:start w:val="1"/>
       <w:numFmt w:val="decimal"/>
       <w:lvlText w:val="%2."/>
       <w:lvlJc w:val="left"/>
       <w:pPr>
-        <w:tabs>
-          <w:tab w:val="num" w:pos="1440"/>
-        </w:tabs>
         <w:ind w:left="1440" w:hanging="360"/>
       </w:pPr>
+      <w:rPr>
+        <w:rFonts w:hint="default"/>
+      </w:rPr>
     </w:lvl>
     <w:lvl w:ilvl="2" w:tentative="1">
       <w:start w:val="1"/>

--- a/Cambios y prompts.docx
+++ b/Cambios y prompts.docx
@@ -3834,6 +3834,9 @@
     <w:p/>
     <w:p>
       <w:r>
+        <w:rPr>
+          <w:noProof/>
+        </w:rPr>
         <w:drawing>
           <wp:inline distT="0" distB="0" distL="0" distR="0" wp14:anchorId="151F88BF" wp14:editId="18406C68">
             <wp:extent cx="5612130" cy="3156585"/>
@@ -3937,13 +3940,7 @@
       </w:pPr>
       <w:r>
         <w:lastRenderedPageBreak/>
-        <w:t xml:space="preserve">Si la OT se cierra y no se captura algo en alguna o en algunas actividades, que pasa con estas? </w:t>
-      </w:r>
-      <w:r>
-        <w:t>¿</w:t>
-      </w:r>
-      <w:r>
-        <w:t>Se da por asentado que se cierran?</w:t>
+        <w:t>Si la OT se cierra y no se captura algo en alguna o en algunas actividades, que pasa con estas? ¿Se da por asentado que se cierran?</w:t>
       </w:r>
     </w:p>
     <w:p/>
@@ -4257,6 +4254,46 @@
         <w:t>Creo que asi debe ser, dime que opinas… Esto implica restructurar y actualizar lo que acabas de hacer… Por cierto, en los Calendarios, acomoda mejor el encabezado y las opciones de filtro para que el calendario lo pueda ver sin escrollear hacia abajo…</w:t>
       </w:r>
     </w:p>
+    <w:p/>
+    <w:p/>
+    <w:p>
+      <w:pPr>
+        <w:pStyle w:val="Prrafodelista"/>
+        <w:numPr>
+          <w:ilvl w:val="0"/>
+          <w:numId w:val="16"/>
+        </w:numPr>
+      </w:pPr>
+      <w:r>
+        <w:t>Herramientas</w:t>
+      </w:r>
+    </w:p>
+    <w:p>
+      <w:pPr>
+        <w:pStyle w:val="Prrafodelista"/>
+        <w:numPr>
+          <w:ilvl w:val="0"/>
+          <w:numId w:val="16"/>
+        </w:numPr>
+      </w:pPr>
+      <w:r>
+        <w:t>Inventario fuera de sistema</w:t>
+      </w:r>
+    </w:p>
+    <w:p>
+      <w:pPr>
+        <w:pStyle w:val="Prrafodelista"/>
+        <w:numPr>
+          <w:ilvl w:val="0"/>
+          <w:numId w:val="16"/>
+        </w:numPr>
+      </w:pPr>
+      <w:r>
+        <w:t>Conexión externa / PCL</w:t>
+      </w:r>
+    </w:p>
+    <w:p/>
+    <w:p/>
     <w:sectPr>
       <w:pgSz w:w="12240" w:h="15840"/>
       <w:pgMar w:top="1417" w:right="1701" w:bottom="1417" w:left="1701" w:header="708" w:footer="708" w:gutter="0"/>
@@ -5580,6 +5617,119 @@
     </w:lvl>
   </w:abstractNum>
   <w:abstractNum w:abstractNumId="10" w15:restartNumberingAfterBreak="0">
+    <w:nsid w:val="52F54252"/>
+    <w:multiLevelType w:val="hybridMultilevel"/>
+    <w:tmpl w:val="F6BAC864"/>
+    <w:lvl w:ilvl="0" w:tplc="080A0001">
+      <w:start w:val="1"/>
+      <w:numFmt w:val="bullet"/>
+      <w:lvlText w:val=""/>
+      <w:lvlJc w:val="left"/>
+      <w:pPr>
+        <w:ind w:left="720" w:hanging="360"/>
+      </w:pPr>
+      <w:rPr>
+        <w:rFonts w:ascii="Symbol" w:hAnsi="Symbol" w:hint="default"/>
+      </w:rPr>
+    </w:lvl>
+    <w:lvl w:ilvl="1" w:tplc="080A0003" w:tentative="1">
+      <w:start w:val="1"/>
+      <w:numFmt w:val="bullet"/>
+      <w:lvlText w:val="o"/>
+      <w:lvlJc w:val="left"/>
+      <w:pPr>
+        <w:ind w:left="1440" w:hanging="360"/>
+      </w:pPr>
+      <w:rPr>
+        <w:rFonts w:ascii="Courier New" w:hAnsi="Courier New" w:cs="Courier New" w:hint="default"/>
+      </w:rPr>
+    </w:lvl>
+    <w:lvl w:ilvl="2" w:tplc="080A0005" w:tentative="1">
+      <w:start w:val="1"/>
+      <w:numFmt w:val="bullet"/>
+      <w:lvlText w:val=""/>
+      <w:lvlJc w:val="left"/>
+      <w:pPr>
+        <w:ind w:left="2160" w:hanging="360"/>
+      </w:pPr>
+      <w:rPr>
+        <w:rFonts w:ascii="Wingdings" w:hAnsi="Wingdings" w:hint="default"/>
+      </w:rPr>
+    </w:lvl>
+    <w:lvl w:ilvl="3" w:tplc="080A0001" w:tentative="1">
+      <w:start w:val="1"/>
+      <w:numFmt w:val="bullet"/>
+      <w:lvlText w:val=""/>
+      <w:lvlJc w:val="left"/>
+      <w:pPr>
+        <w:ind w:left="2880" w:hanging="360"/>
+      </w:pPr>
+      <w:rPr>
+        <w:rFonts w:ascii="Symbol" w:hAnsi="Symbol" w:hint="default"/>
+      </w:rPr>
+    </w:lvl>
+    <w:lvl w:ilvl="4" w:tplc="080A0003" w:tentative="1">
+      <w:start w:val="1"/>
+      <w:numFmt w:val="bullet"/>
+      <w:lvlText w:val="o"/>
+      <w:lvlJc w:val="left"/>
+      <w:pPr>
+        <w:ind w:left="3600" w:hanging="360"/>
+      </w:pPr>
+      <w:rPr>
+        <w:rFonts w:ascii="Courier New" w:hAnsi="Courier New" w:cs="Courier New" w:hint="default"/>
+      </w:rPr>
+    </w:lvl>
+    <w:lvl w:ilvl="5" w:tplc="080A0005" w:tentative="1">
+      <w:start w:val="1"/>
+      <w:numFmt w:val="bullet"/>
+      <w:lvlText w:val=""/>
+      <w:lvlJc w:val="left"/>
+      <w:pPr>
+        <w:ind w:left="4320" w:hanging="360"/>
+      </w:pPr>
+      <w:rPr>
+        <w:rFonts w:ascii="Wingdings" w:hAnsi="Wingdings" w:hint="default"/>
+      </w:rPr>
+    </w:lvl>
+    <w:lvl w:ilvl="6" w:tplc="080A0001" w:tentative="1">
+      <w:start w:val="1"/>
+      <w:numFmt w:val="bullet"/>
+      <w:lvlText w:val=""/>
+      <w:lvlJc w:val="left"/>
+      <w:pPr>
+        <w:ind w:left="5040" w:hanging="360"/>
+      </w:pPr>
+      <w:rPr>
+        <w:rFonts w:ascii="Symbol" w:hAnsi="Symbol" w:hint="default"/>
+      </w:rPr>
+    </w:lvl>
+    <w:lvl w:ilvl="7" w:tplc="080A0003" w:tentative="1">
+      <w:start w:val="1"/>
+      <w:numFmt w:val="bullet"/>
+      <w:lvlText w:val="o"/>
+      <w:lvlJc w:val="left"/>
+      <w:pPr>
+        <w:ind w:left="5760" w:hanging="360"/>
+      </w:pPr>
+      <w:rPr>
+        <w:rFonts w:ascii="Courier New" w:hAnsi="Courier New" w:cs="Courier New" w:hint="default"/>
+      </w:rPr>
+    </w:lvl>
+    <w:lvl w:ilvl="8" w:tplc="080A0005" w:tentative="1">
+      <w:start w:val="1"/>
+      <w:numFmt w:val="bullet"/>
+      <w:lvlText w:val=""/>
+      <w:lvlJc w:val="left"/>
+      <w:pPr>
+        <w:ind w:left="6480" w:hanging="360"/>
+      </w:pPr>
+      <w:rPr>
+        <w:rFonts w:ascii="Wingdings" w:hAnsi="Wingdings" w:hint="default"/>
+      </w:rPr>
+    </w:lvl>
+  </w:abstractNum>
+  <w:abstractNum w:abstractNumId="11" w15:restartNumberingAfterBreak="0">
     <w:nsid w:val="531C210B"/>
     <w:multiLevelType w:val="multilevel"/>
     <w:tmpl w:val="C320179C"/>
@@ -5728,7 +5878,7 @@
       </w:rPr>
     </w:lvl>
   </w:abstractNum>
-  <w:abstractNum w:abstractNumId="11" w15:restartNumberingAfterBreak="0">
+  <w:abstractNum w:abstractNumId="12" w15:restartNumberingAfterBreak="0">
     <w:nsid w:val="5BB86723"/>
     <w:multiLevelType w:val="multilevel"/>
     <w:tmpl w:val="CCA2076C"/>
@@ -5841,7 +5991,7 @@
       </w:pPr>
     </w:lvl>
   </w:abstractNum>
-  <w:abstractNum w:abstractNumId="12" w15:restartNumberingAfterBreak="0">
+  <w:abstractNum w:abstractNumId="13" w15:restartNumberingAfterBreak="0">
     <w:nsid w:val="5D3A4D64"/>
     <w:multiLevelType w:val="multilevel"/>
     <w:tmpl w:val="96E417EA"/>
@@ -5954,7 +6104,7 @@
       </w:pPr>
     </w:lvl>
   </w:abstractNum>
-  <w:abstractNum w:abstractNumId="13" w15:restartNumberingAfterBreak="0">
+  <w:abstractNum w:abstractNumId="14" w15:restartNumberingAfterBreak="0">
     <w:nsid w:val="6C111D4E"/>
     <w:multiLevelType w:val="multilevel"/>
     <w:tmpl w:val="FDD21BD2"/>
@@ -6067,7 +6217,7 @@
       </w:pPr>
     </w:lvl>
   </w:abstractNum>
-  <w:abstractNum w:abstractNumId="14" w15:restartNumberingAfterBreak="0">
+  <w:abstractNum w:abstractNumId="15" w15:restartNumberingAfterBreak="0">
     <w:nsid w:val="77763857"/>
     <w:multiLevelType w:val="multilevel"/>
     <w:tmpl w:val="304C4324"/>
@@ -6223,13 +6373,13 @@
     <w:abstractNumId w:val="8"/>
   </w:num>
   <w:num w:numId="3" w16cid:durableId="1501502481">
-    <w:abstractNumId w:val="13"/>
+    <w:abstractNumId w:val="14"/>
   </w:num>
   <w:num w:numId="4" w16cid:durableId="55204768">
-    <w:abstractNumId w:val="14"/>
+    <w:abstractNumId w:val="15"/>
   </w:num>
   <w:num w:numId="5" w16cid:durableId="144705698">
-    <w:abstractNumId w:val="11"/>
+    <w:abstractNumId w:val="12"/>
   </w:num>
   <w:num w:numId="6" w16cid:durableId="1894392487">
     <w:abstractNumId w:val="9"/>
@@ -6247,7 +6397,7 @@
     <w:abstractNumId w:val="0"/>
   </w:num>
   <w:num w:numId="11" w16cid:durableId="1958827324">
-    <w:abstractNumId w:val="12"/>
+    <w:abstractNumId w:val="13"/>
   </w:num>
   <w:num w:numId="12" w16cid:durableId="1255550118">
     <w:abstractNumId w:val="4"/>
@@ -6256,10 +6406,13 @@
     <w:abstractNumId w:val="7"/>
   </w:num>
   <w:num w:numId="14" w16cid:durableId="169494029">
-    <w:abstractNumId w:val="10"/>
+    <w:abstractNumId w:val="11"/>
   </w:num>
   <w:num w:numId="15" w16cid:durableId="352609091">
     <w:abstractNumId w:val="3"/>
+  </w:num>
+  <w:num w:numId="16" w16cid:durableId="2056587492">
+    <w:abstractNumId w:val="10"/>
   </w:num>
 </w:numbering>
 </file>

--- a/Cambios y prompts.docx
+++ b/Cambios y prompts.docx
@@ -4290,6 +4290,73 @@
       </w:pPr>
       <w:r>
         <w:t>Conexión externa / PCL</w:t>
+      </w:r>
+    </w:p>
+    <w:p/>
+    <w:p/>
+    <w:p>
+      <w:r>
+        <w:t>EN el menú, la opción “Equipo”, sustituye el titulo por “Mano de Obra”, porque se confunde con Activos...</w:t>
+      </w:r>
+    </w:p>
+    <w:p/>
+    <w:p>
+      <w:r>
+        <w:lastRenderedPageBreak/>
+        <w:t>El menú, hacer colapsable/expandible por las agrupaciones que tiene, así como ponerle algo mas grande la letra de las opciones que agrupan.</w:t>
+      </w:r>
+    </w:p>
+    <w:p/>
+    <w:p/>
+    <w:p/>
+    <w:p/>
+    <w:p>
+      <w:r>
+        <w:t xml:space="preserve">Hice una Solicitud de Servicio al equipo </w:t>
+      </w:r>
+      <w:hyperlink r:id="rId6" w:history="1">
+        <w:r>
+          <w:rPr>
+            <w:rStyle w:val="Hipervnculo"/>
+            <w:rFonts w:ascii="Segoe UI" w:hAnsi="Segoe UI" w:cs="Segoe UI"/>
+            <w:color w:val="4F46E5"/>
+            <w:sz w:val="26"/>
+            <w:szCs w:val="26"/>
+            <w:bdr w:val="single" w:sz="2" w:space="0" w:color="auto" w:frame="1"/>
+            <w:shd w:val="clear" w:color="auto" w:fill="FFFFFF"/>
+          </w:rPr>
+          <w:t>TOR-101 · Torno CNC Haas ST-30</w:t>
+        </w:r>
+      </w:hyperlink>
+      <w:r>
+        <w:t xml:space="preserve">, </w:t>
+      </w:r>
+      <w:r>
+        <w:t>una vez creada, en la lista de las Solictudes, tiene una Palomita y una X… Cuando le das click a la palomita, te manda a generar orden de trabajo y definir responsable… Si la Ot que recien se acaba de agregar, se cancela, la Solicitud no puede volverse a asignar a una Orden de Trabajo de nuevo</w:t>
+      </w:r>
+      <w:r>
+        <w:t xml:space="preserve"> y dice que está en una OT Abierta, la que se acaba de cancelar… Revisa el proceso que se relaciona con las Solicitudes de Servicio al integrarse con una Orden de Trabajo y como quedan los estatus dependiendo si la orden de trabajo está abierta, en proceso, cerrada o cancelada como es lo que comento ahorita… </w:t>
+      </w:r>
+    </w:p>
+    <w:p/>
+    <w:p>
+      <w:r>
+        <w:t>Adicionalmente, una Solicitud de Servicio, tiene que tipificarse desde un inicio si es un Reporte de Falla, Una Mejora, Un Apoyo, ó algo que no corresponde a lo anterior… Si tienes sugerencia como cachar lo que tanto personal interno como interno nos puede reportar, adelante.</w:t>
+      </w:r>
+    </w:p>
+    <w:p/>
+    <w:p>
+      <w:r>
+        <w:t>Tanto sea un Reporte de Falla, Mejora, o Apoyo, se puede asociar a una Orden de Trabajo, tal y como está ahorita cuando le das la palomita, en la Creación de una Orden de Trabajo de forma manual o bien en una Orden de Trabajo ya creada, se puede integrar a la Orden de Trabajo o bien dar de alta la Falla desde dentro de una Orden de Trabajo y queda automáticamente asociada a la Orden…</w:t>
+      </w:r>
+    </w:p>
+    <w:p/>
+    <w:p/>
+    <w:p/>
+    <w:p/>
+    <w:p>
+      <w:r>
+        <w:t>En una Orden de Trabajo, si se ejecuta el botón “Preparar el trabajo”, hay deshabilitar los otros botones para que termine sin interrupciones… Ves viable hacer esto?</w:t>
       </w:r>
     </w:p>
     <w:p/>
@@ -7355,6 +7422,18 @@
       <w:bCs/>
     </w:rPr>
   </w:style>
+  <w:style w:type="character" w:styleId="Hipervnculo">
+    <w:name w:val="Hyperlink"/>
+    <w:basedOn w:val="Fuentedeprrafopredeter"/>
+    <w:uiPriority w:val="99"/>
+    <w:semiHidden/>
+    <w:unhideWhenUsed/>
+    <w:rsid w:val="001F35B9"/>
+    <w:rPr>
+      <w:color w:val="0000FF"/>
+      <w:u w:val="single"/>
+    </w:rPr>
+  </w:style>
 </w:styles>
 </file>
 

--- a/Cambios y prompts.docx
+++ b/Cambios y prompts.docx
@@ -4361,6 +4361,22 @@
     </w:p>
     <w:p/>
     <w:p/>
+    <w:p/>
+    <w:p/>
+    <w:p/>
+    <w:p/>
+    <w:p>
+      <w:r>
+        <w:t>En el caso de Solicitud de Servicio… El código QR de los Activos</w:t>
+      </w:r>
+      <w:r>
+        <w:t xml:space="preserve"> lo lleva a la página del formulario donde se levanta la Solicitud…  Que pasa si el usuario / operador del equipo no tiene a la mano dichos códigos QR y desea levantar de forma directa la Solicitud? En este caso habría que seleccionar el Activo, lo que haría que la página tuviera la lista completa de equipos y no sabemos quien pueda estar capturando… Aquí requiero tu opinión… La Solicitud se puede capturar con una definicón del </w:t>
+      </w:r>
+      <w:r>
+        <w:lastRenderedPageBreak/>
+        <w:t>usuario y hasta que llega a manos del Gestor de Mantenimiento, el asocia dicha Solicitud con un Equipo (Ya dentro del Sistema…)… La otra pregunta es, el acceso a la pantalla de la Solicitud de Servicio, tiene que tener control de acceso? Tenemos que manejar usuario y password que el Gestor de Mantenimiento de de alta (que es por separado el control de acceso del Sistema…) para que el usuario pueda firmarse y levantar la Solicitud…. Que opinas, como lo manejamos?</w:t>
+      </w:r>
+    </w:p>
     <w:sectPr>
       <w:pgSz w:w="12240" w:h="15840"/>
       <w:pgMar w:top="1417" w:right="1701" w:bottom="1417" w:left="1701" w:header="708" w:footer="708" w:gutter="0"/>

--- a/Cambios y prompts.docx
+++ b/Cambios y prompts.docx
@@ -4375,6 +4375,22 @@
       <w:r>
         <w:lastRenderedPageBreak/>
         <w:t>usuario y hasta que llega a manos del Gestor de Mantenimiento, el asocia dicha Solicitud con un Equipo (Ya dentro del Sistema…)… La otra pregunta es, el acceso a la pantalla de la Solicitud de Servicio, tiene que tener control de acceso? Tenemos que manejar usuario y password que el Gestor de Mantenimiento de de alta (que es por separado el control de acceso del Sistema…) para que el usuario pueda firmarse y levantar la Solicitud…. Que opinas, como lo manejamos?</w:t>
+      </w:r>
+    </w:p>
+    <w:p/>
+    <w:p>
+      <w:hyperlink r:id="rId7" w:history="1">
+        <w:r>
+          <w:rPr>
+            <w:rStyle w:val="Hipervnculo"/>
+          </w:rPr>
+          <w:t>tucorreo@ejemplo.mx</w:t>
+        </w:r>
+      </w:hyperlink>
+    </w:p>
+    <w:p>
+      <w:r>
+        <w:t>S r n 01 .2</w:t>
       </w:r>
     </w:p>
     <w:sectPr>
@@ -7442,12 +7458,23 @@
     <w:name w:val="Hyperlink"/>
     <w:basedOn w:val="Fuentedeprrafopredeter"/>
     <w:uiPriority w:val="99"/>
-    <w:semiHidden/>
     <w:unhideWhenUsed/>
     <w:rsid w:val="001F35B9"/>
     <w:rPr>
       <w:color w:val="0000FF"/>
       <w:u w:val="single"/>
+    </w:rPr>
+  </w:style>
+  <w:style w:type="character" w:styleId="Mencinsinresolver">
+    <w:name w:val="Unresolved Mention"/>
+    <w:basedOn w:val="Fuentedeprrafopredeter"/>
+    <w:uiPriority w:val="99"/>
+    <w:semiHidden/>
+    <w:unhideWhenUsed/>
+    <w:rsid w:val="00314BE5"/>
+    <w:rPr>
+      <w:color w:val="605E5C"/>
+      <w:shd w:val="clear" w:color="auto" w:fill="E1DFDD"/>
     </w:rPr>
   </w:style>
 </w:styles>

--- a/Cambios y prompts.docx
+++ b/Cambios y prompts.docx
@@ -3386,13 +3386,8 @@
     </w:p>
     <w:p>
       <w:r>
-        <w:rPr>
-          <w:noProof/>
-        </w:rPr>
-      </w:r>
-      <w:r>
-        <w:pict w14:anchorId="3AACBB72">
-          <v:rect id="Horizontal Line 1" o:spid="_x0000_s1029" style="width:441.9pt;height:.1pt;visibility:visible;mso-wrap-style:square;mso-left-percent:-10001;mso-top-percent:-10001;mso-position-horizontal:absolute;mso-position-horizontal-relative:char;mso-position-vertical:absolute;mso-position-vertical-relative:line;mso-left-percent:-10001;mso-top-percent:-10001;v-text-anchor:top" o:gfxdata="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" filled="f">
+        <w:pict w14:anchorId="34FBF54D">
+          <v:rect id="Horizontal Line 1" o:spid="_x0000_s1029" alt="" style="width:441.9pt;height:.1pt;visibility:visible;mso-wrap-style:square;mso-width-percent:0;mso-height-percent:0;mso-left-percent:-10001;mso-top-percent:-10001;mso-position-horizontal:absolute;mso-position-horizontal-relative:char;mso-position-vertical:absolute;mso-position-vertical-relative:line;mso-width-percent:0;mso-height-percent:0;mso-left-percent:-10001;mso-top-percent:-10001;v-text-anchor:top" filled="f">
             <o:lock v:ext="edit" rotation="t" aspectratio="t" verticies="t" text="t" shapetype="t"/>
             <w10:anchorlock/>
           </v:rect>
@@ -3588,13 +3583,8 @@
     </w:p>
     <w:p>
       <w:r>
-        <w:rPr>
-          <w:noProof/>
-        </w:rPr>
-      </w:r>
-      <w:r>
-        <w:pict w14:anchorId="0F4B2BF7">
-          <v:rect id="Horizontal Line 2" o:spid="_x0000_s1028" style="width:441.9pt;height:.1pt;visibility:visible;mso-wrap-style:square;mso-left-percent:-10001;mso-top-percent:-10001;mso-position-horizontal:absolute;mso-position-horizontal-relative:char;mso-position-vertical:absolute;mso-position-vertical-relative:line;mso-left-percent:-10001;mso-top-percent:-10001;v-text-anchor:top" o:gfxdata="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" filled="f">
+        <w:pict w14:anchorId="271330F9">
+          <v:rect id="Horizontal Line 2" o:spid="_x0000_s1028" alt="" style="width:441.9pt;height:.1pt;visibility:visible;mso-wrap-style:square;mso-width-percent:0;mso-height-percent:0;mso-left-percent:-10001;mso-top-percent:-10001;mso-position-horizontal:absolute;mso-position-horizontal-relative:char;mso-position-vertical:absolute;mso-position-vertical-relative:line;mso-width-percent:0;mso-height-percent:0;mso-left-percent:-10001;mso-top-percent:-10001;v-text-anchor:top" filled="f">
             <o:lock v:ext="edit" rotation="t" aspectratio="t" verticies="t" text="t" shapetype="t"/>
             <w10:anchorlock/>
           </v:rect>
@@ -4201,13 +4191,8 @@
     </w:p>
     <w:p>
       <w:r>
-        <w:rPr>
-          <w:noProof/>
-        </w:rPr>
-      </w:r>
-      <w:r>
-        <w:pict w14:anchorId="6158D34C">
-          <v:rect id="Horizontal Line 3" o:spid="_x0000_s1027" style="width:441.9pt;height:.1pt;visibility:visible;mso-wrap-style:square;mso-left-percent:-10001;mso-top-percent:-10001;mso-position-horizontal:absolute;mso-position-horizontal-relative:char;mso-position-vertical:absolute;mso-position-vertical-relative:line;mso-left-percent:-10001;mso-top-percent:-10001;v-text-anchor:top" o:gfxdata="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" filled="f">
+        <w:pict w14:anchorId="5DF0CE2D">
+          <v:rect id="Horizontal Line 3" o:spid="_x0000_s1027" alt="" style="width:441.9pt;height:.1pt;visibility:visible;mso-wrap-style:square;mso-width-percent:0;mso-height-percent:0;mso-left-percent:-10001;mso-top-percent:-10001;mso-position-horizontal:absolute;mso-position-horizontal-relative:char;mso-position-vertical:absolute;mso-position-vertical-relative:line;mso-width-percent:0;mso-height-percent:0;mso-left-percent:-10001;mso-top-percent:-10001;v-text-anchor:top" filled="f">
             <o:lock v:ext="edit" rotation="t" aspectratio="t" verticies="t" text="t" shapetype="t"/>
             <w10:anchorlock/>
           </v:rect>
@@ -4453,13 +4438,8 @@
     </w:p>
     <w:p>
       <w:r>
-        <w:rPr>
-          <w:noProof/>
-        </w:rPr>
-      </w:r>
-      <w:r>
-        <w:pict w14:anchorId="3B08CAAB">
-          <v:rect id="Horizontal Line 4" o:spid="_x0000_s1026" style="width:441.9pt;height:.1pt;visibility:visible;mso-wrap-style:square;mso-left-percent:-10001;mso-top-percent:-10001;mso-position-horizontal:absolute;mso-position-horizontal-relative:char;mso-position-vertical:absolute;mso-position-vertical-relative:line;mso-left-percent:-10001;mso-top-percent:-10001;v-text-anchor:top" o:gfxdata="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" filled="f">
+        <w:pict w14:anchorId="0FFE38D9">
+          <v:rect id="Horizontal Line 4" o:spid="_x0000_s1026" alt="" style="width:441.9pt;height:.1pt;visibility:visible;mso-wrap-style:square;mso-width-percent:0;mso-height-percent:0;mso-left-percent:-10001;mso-top-percent:-10001;mso-position-horizontal:absolute;mso-position-horizontal-relative:char;mso-position-vertical:absolute;mso-position-vertical-relative:line;mso-width-percent:0;mso-height-percent:0;mso-left-percent:-10001;mso-top-percent:-10001;v-text-anchor:top" filled="f">
             <o:lock v:ext="edit" rotation="t" aspectratio="t" verticies="t" text="t" shapetype="t"/>
             <w10:anchorlock/>
           </v:rect>
@@ -6461,6 +6441,39 @@
           <w:bCs/>
         </w:rPr>
       </w:pPr>
+    </w:p>
+    <w:p>
+      <w:pPr>
+        <w:rPr>
+          <w:b/>
+          <w:bCs/>
+        </w:rPr>
+      </w:pPr>
+      <w:hyperlink r:id="rId13" w:history="1">
+        <w:r>
+          <w:rPr>
+            <w:rStyle w:val="Hipervnculo"/>
+            <w:b/>
+            <w:bCs/>
+          </w:rPr>
+          <w:t>userchat@maintrack.com</w:t>
+        </w:r>
+      </w:hyperlink>
+    </w:p>
+    <w:p>
+      <w:pPr>
+        <w:rPr>
+          <w:b/>
+          <w:bCs/>
+        </w:rPr>
+      </w:pPr>
+      <w:r>
+        <w:rPr>
+          <w:b/>
+          <w:bCs/>
+        </w:rPr>
+        <w:t>Eldemo100</w:t>
+      </w:r>
     </w:p>
     <w:sectPr>
       <w:pgSz w:w="12240" w:h="15840"/>
